--- a/Historia wersji oraz md/Historia wersji/AMSteel_Quote_Raport_Wersji_2.2.docx
+++ b/Historia wersji oraz md/Historia wersji/AMSteel_Quote_Raport_Wersji_2.2.docx
@@ -115,7 +115,7 @@
           </w:tcPr>
           <w:p>
             <w:r>
-              <w:t xml:space="preserve">22.10.2026 - </w:t>
+              <w:t xml:space="preserve">21.10.2026 - </w:t>
             </w:r>
           </w:p>
         </w:tc>
@@ -260,7 +260,7 @@
           </w:tcPr>
           <w:p>
             <w:r>
-              <w:t xml:space="preserve">22.10.2026 - </w:t>
+              <w:t xml:space="preserve">21.10.2026 - </w:t>
             </w:r>
           </w:p>
         </w:tc>

--- a/Historia wersji oraz md/Historia wersji/AMSteel_Quote_Raport_Wersji_2.2.docx
+++ b/Historia wersji oraz md/Historia wersji/AMSteel_Quote_Raport_Wersji_2.2.docx
@@ -1355,7 +1355,9 @@
             <w:tcW w:w="1948" w:type="dxa"/>
           </w:tcPr>
           <w:p>
-            <w:r/>
+            <w:r>
+              <w:t>Zmiana</w:t>
+            </w:r>
           </w:p>
         </w:tc>
         <w:tc>
@@ -1363,7 +1365,31 @@
             <w:tcW w:w="6908" w:type="dxa"/>
           </w:tcPr>
           <w:p>
-            <w:r/>
+            <w:r>
+              <w:t>Plakietka wersji w nagłówku aplikacji zmieniona na v2.2 (wszystkie 4 języki: PL / EN / CZ / DE).</w:t>
+            </w:r>
+          </w:p>
+        </w:tc>
+      </w:tr>
+      <w:tr>
+        <w:tc>
+          <w:tcPr>
+            <w:tcW w:w="1948" w:type="dxa"/>
+          </w:tcPr>
+          <w:p>
+            <w:r>
+              <w:t>Poprawka wizualna</w:t>
+            </w:r>
+          </w:p>
+        </w:tc>
+        <w:tc>
+          <w:tcPr>
+            <w:tcW w:w="6908" w:type="dxa"/>
+          </w:tcPr>
+          <w:p>
+            <w:r>
+              <w:t>Logo ArcelorMittal w nagłówku: w jasnym motywie ogólna reguła zaokrąglania rogów (14 px) nadpisywała zerowe zaokrąglenie pola logo i ucinała lewą nóżkę litery „A” (stąd „rozmyta” litera i cieńsze linie całego logo). Pole logo wyłączone z tej reguły. Dodatkowo logo powiększone z 40 px do 52 px wysokości (ekran logowania 60 px), a szerokość liczona z proporcji pliku SVG zamiast stałego pola 132 px - w ciemnym motywie białe litery były za małe i widać było artefakty krawędzi.</w:t>
+            </w:r>
           </w:p>
         </w:tc>
       </w:tr>
